--- a/MU/Change Request  FY 25-26 - CGFMU.docx
+++ b/MU/Change Request  FY 25-26 - CGFMU.docx
@@ -1763,34 +1763,72 @@
     <w:p>
       <w:pPr>
         <w:pStyle w:val="32"/>
-      </w:pPr>
-      <w:r>
-        <w:t xml:space="preserve">Portfolios wise all the data uploaded by respective MLIs should be </w:t>
-      </w:r>
-      <w:r>
-        <w:rPr>
-          <w:b/>
-          <w:bCs/>
-        </w:rPr>
-        <w:t xml:space="preserve">visible </w:t>
-      </w:r>
-      <w:r>
-        <w:t>to all user ID’s irrespective of old/New User IDs of that MLI. Only visibility should be available.</w:t>
-      </w:r>
-      <w:r>
-        <w:br w:type="textWrapping"/>
-      </w:r>
-      <w:r>
-        <w:br w:type="textWrapping"/>
-      </w:r>
-      <w:r>
         <w:rPr>
           <w:rFonts w:hint="default"/>
           <w:highlight w:val="yellow"/>
           <w:lang w:val="en-US"/>
         </w:rPr>
-        <w:t>====&gt; Ask for pages</w:t>
-      </w:r>
+      </w:pPr>
+      <w:r>
+        <w:t xml:space="preserve">Portfolios wise all the data uploaded by respective MLIs should be </w:t>
+      </w:r>
+      <w:r>
+        <w:rPr>
+          <w:b/>
+          <w:bCs/>
+        </w:rPr>
+        <w:t xml:space="preserve">visible </w:t>
+      </w:r>
+      <w:r>
+        <w:t>to all user ID’s irrespective of old/New User IDs of that MLI. Only visibility should be available.</w:t>
+      </w:r>
+      <w:r>
+        <w:br w:type="textWrapping"/>
+      </w:r>
+      <w:r>
+        <w:br w:type="textWrapping"/>
+      </w:r>
+      <w:r>
+        <w:rPr>
+          <w:rFonts w:hint="default"/>
+          <w:highlight w:val="yellow"/>
+          <w:lang w:val="en-US"/>
+        </w:rPr>
+        <w:t xml:space="preserve">====&gt; page name/ details  providec by client to visibe all user ids </w:t>
+      </w:r>
+    </w:p>
+    <w:p>
+      <w:pPr>
+        <w:pStyle w:val="32"/>
+        <w:rPr>
+          <w:rFonts w:hint="default" w:ascii="SimSun" w:hAnsi="SimSun" w:eastAsia="SimSun" w:cs="SimSun"/>
+          <w:sz w:val="24"/>
+          <w:szCs w:val="24"/>
+          <w:lang w:val="en-US"/>
+        </w:rPr>
+      </w:pPr>
+      <w:r>
+        <w:rPr>
+          <w:rFonts w:ascii="SimSun" w:hAnsi="SimSun" w:eastAsia="SimSun" w:cs="SimSun"/>
+          <w:sz w:val="24"/>
+          <w:szCs w:val="24"/>
+        </w:rPr>
+        <w:t>payment details, claim mangement details</w:t>
+      </w:r>
+      <w:r>
+        <w:rPr>
+          <w:rFonts w:hint="default" w:ascii="SimSun" w:hAnsi="SimSun" w:eastAsia="SimSun" w:cs="SimSun"/>
+          <w:sz w:val="24"/>
+          <w:szCs w:val="24"/>
+          <w:lang w:val="en-US"/>
+        </w:rPr>
+        <w:t>, input file management etc</w:t>
+      </w:r>
+    </w:p>
+    <w:p>
+      <w:pPr>
+        <w:pStyle w:val="32"/>
+      </w:pPr>
       <w:r>
         <w:br w:type="textWrapping"/>
       </w:r>
@@ -2031,6 +2069,26 @@
     </w:p>
     <w:p>
       <w:pPr>
+        <w:spacing w:after="0" w:line="257" w:lineRule="auto"/>
+        <w:ind w:left="720"/>
+        <w:rPr>
+          <w:rFonts w:ascii="Aptos" w:hAnsi="Aptos" w:eastAsia="Aptos" w:cs="Aptos"/>
+          <w:highlight w:val="green"/>
+        </w:rPr>
+      </w:pPr>
+    </w:p>
+    <w:p>
+      <w:pPr>
+        <w:spacing w:after="0" w:line="257" w:lineRule="auto"/>
+        <w:rPr>
+          <w:rFonts w:hint="default" w:ascii="Aptos" w:hAnsi="Aptos" w:eastAsia="Aptos" w:cs="Aptos"/>
+          <w:highlight w:val="none"/>
+          <w:lang w:val="en-US"/>
+        </w:rPr>
+      </w:pPr>
+    </w:p>
+    <w:p>
+      <w:pPr>
         <w:spacing w:line="257" w:lineRule="auto"/>
         <w:rPr>
           <w:highlight w:val="green"/>
@@ -2125,6 +2183,7 @@
           <w:u w:val="single"/>
         </w:rPr>
       </w:pPr>
+      <w:bookmarkStart w:id="0" w:name="_GoBack"/>
       <w:r>
         <w:rPr>
           <w:b/>
@@ -2221,6 +2280,7 @@
         <w:t>Coverage Provision:</w:t>
       </w:r>
     </w:p>
+    <w:bookmarkEnd w:id="0"/>
     <w:p>
       <w:pPr>
         <w:numPr>
@@ -3991,7 +4051,6 @@
             <w:insideH w:val="single" w:color="auto" w:sz="4" w:space="0"/>
             <w:insideV w:val="single" w:color="auto" w:sz="4" w:space="0"/>
           </w:tblBorders>
-          <w:shd w:val="clear" w:color="auto" w:fill="auto"/>
           <w:tblCellMar>
             <w:top w:w="0" w:type="dxa"/>
             <w:left w:w="108" w:type="dxa"/>
@@ -5993,7 +6052,6 @@
             <w:insideH w:val="single" w:color="auto" w:sz="4" w:space="0"/>
             <w:insideV w:val="single" w:color="auto" w:sz="4" w:space="0"/>
           </w:tblBorders>
-          <w:shd w:val="clear" w:color="auto" w:fill="auto"/>
           <w:tblCellMar>
             <w:top w:w="0" w:type="dxa"/>
             <w:left w:w="108" w:type="dxa"/>
@@ -6124,231 +6182,6 @@
                 <w:sz w:val="20"/>
                 <w:szCs w:val="20"/>
                 <w:lang w:val="en-US"/>
-              </w:rPr>
-            </w:pPr>
-            <w:r>
-              <w:rPr>
-                <w:rFonts w:hint="default" w:ascii="Aptos" w:hAnsi="Aptos" w:eastAsia="Aptos" w:cs="Times New Roman"/>
-                <w:b/>
-                <w:bCs/>
-                <w:kern w:val="2"/>
-                <w:sz w:val="22"/>
-                <w:szCs w:val="22"/>
-                <w:lang w:val="en-US" w:eastAsia="zh-CN" w:bidi="ar"/>
-              </w:rPr>
-              <w:t>Renewal after CP6 = Y  --&gt; Accept</w:t>
-            </w:r>
-          </w:p>
-        </w:tc>
-      </w:tr>
-      <w:tr>
-        <w:tblPrEx>
-          <w:tblBorders>
-            <w:top w:val="single" w:color="auto" w:sz="4" w:space="0"/>
-            <w:left w:val="single" w:color="auto" w:sz="4" w:space="0"/>
-            <w:bottom w:val="single" w:color="auto" w:sz="4" w:space="0"/>
-            <w:right w:val="single" w:color="auto" w:sz="4" w:space="0"/>
-            <w:insideH w:val="single" w:color="auto" w:sz="4" w:space="0"/>
-            <w:insideV w:val="single" w:color="auto" w:sz="4" w:space="0"/>
-          </w:tblBorders>
-          <w:tblCellMar>
-            <w:top w:w="0" w:type="dxa"/>
-            <w:left w:w="108" w:type="dxa"/>
-            <w:bottom w:w="0" w:type="dxa"/>
-            <w:right w:w="108" w:type="dxa"/>
-          </w:tblCellMar>
-        </w:tblPrEx>
-        <w:tc>
-          <w:tcPr>
-            <w:tcW w:w="1836" w:type="dxa"/>
-            <w:tcBorders>
-              <w:top w:val="single" w:color="auto" w:sz="4" w:space="0"/>
-              <w:left w:val="single" w:color="auto" w:sz="4" w:space="0"/>
-              <w:bottom w:val="single" w:color="auto" w:sz="4" w:space="0"/>
-              <w:right w:val="single" w:color="auto" w:sz="4" w:space="0"/>
-            </w:tcBorders>
-            <w:shd w:val="clear" w:color="auto" w:fill="auto"/>
-            <w:vAlign w:val="top"/>
-          </w:tcPr>
-          <w:p>
-            <w:pPr>
-              <w:pStyle w:val="15"/>
-              <w:keepNext w:val="0"/>
-              <w:keepLines w:val="0"/>
-              <w:widowControl/>
-              <w:suppressLineNumbers w:val="0"/>
-              <w:spacing w:before="0" w:beforeAutospacing="1" w:after="160" w:afterAutospacing="0" w:line="256" w:lineRule="auto"/>
-              <w:ind w:left="720" w:right="0"/>
-              <w:contextualSpacing w:val="0"/>
-              <w:jc w:val="left"/>
-              <w:rPr>
-                <w:rFonts w:hint="default" w:ascii="Aptos" w:hAnsi="Aptos" w:eastAsia="Aptos" w:cs="Times New Roman"/>
-                <w:b/>
-                <w:bCs/>
-                <w:kern w:val="2"/>
-                <w:sz w:val="20"/>
-                <w:szCs w:val="20"/>
-              </w:rPr>
-            </w:pPr>
-            <w:r>
-              <w:rPr>
-                <w:rFonts w:hint="default" w:ascii="Aptos" w:hAnsi="Aptos" w:eastAsia="Aptos" w:cs="Times New Roman"/>
-                <w:b/>
-                <w:bCs/>
-                <w:kern w:val="2"/>
-                <w:sz w:val="20"/>
-                <w:szCs w:val="20"/>
-                <w:lang w:val="en-US" w:eastAsia="zh-CN" w:bidi="ar"/>
-              </w:rPr>
-              <w:t>Loan A</w:t>
-            </w:r>
-          </w:p>
-        </w:tc>
-        <w:tc>
-          <w:tcPr>
-            <w:tcW w:w="3328" w:type="dxa"/>
-            <w:tcBorders>
-              <w:top w:val="single" w:color="auto" w:sz="4" w:space="0"/>
-              <w:left w:val="single" w:color="auto" w:sz="4" w:space="0"/>
-              <w:bottom w:val="single" w:color="auto" w:sz="4" w:space="0"/>
-              <w:right w:val="single" w:color="auto" w:sz="4" w:space="0"/>
-            </w:tcBorders>
-            <w:shd w:val="clear" w:color="auto" w:fill="auto"/>
-            <w:vAlign w:val="top"/>
-          </w:tcPr>
-          <w:p>
-            <w:pPr>
-              <w:pStyle w:val="15"/>
-              <w:keepNext w:val="0"/>
-              <w:keepLines w:val="0"/>
-              <w:widowControl/>
-              <w:suppressLineNumbers w:val="0"/>
-              <w:spacing w:before="0" w:beforeAutospacing="1" w:after="160" w:afterAutospacing="0" w:line="256" w:lineRule="auto"/>
-              <w:ind w:left="720" w:right="0"/>
-              <w:contextualSpacing w:val="0"/>
-              <w:jc w:val="left"/>
-              <w:rPr>
-                <w:rFonts w:hint="eastAsia" w:ascii="Microsoft YaHei" w:hAnsi="Microsoft YaHei" w:eastAsia="Microsoft YaHei" w:cs="Microsoft YaHei"/>
-                <w:b/>
-                <w:bCs/>
-                <w:kern w:val="2"/>
-                <w:sz w:val="18"/>
-                <w:szCs w:val="18"/>
-                <w:lang w:val="en-US" w:eastAsia="zh-CN" w:bidi="ar"/>
-              </w:rPr>
-            </w:pPr>
-            <w:r>
-              <w:rPr>
-                <w:rFonts w:hint="eastAsia" w:ascii="Microsoft YaHei" w:hAnsi="Microsoft YaHei" w:eastAsia="Microsoft YaHei" w:cs="Microsoft YaHei"/>
-                <w:b/>
-                <w:bCs/>
-                <w:kern w:val="2"/>
-                <w:sz w:val="18"/>
-                <w:szCs w:val="18"/>
-                <w:lang w:val="en-US" w:eastAsia="zh-CN" w:bidi="ar"/>
-              </w:rPr>
-              <w:t xml:space="preserve">After CP6 </w:t>
-            </w:r>
-          </w:p>
-          <w:p>
-            <w:pPr>
-              <w:pStyle w:val="15"/>
-              <w:keepNext w:val="0"/>
-              <w:keepLines w:val="0"/>
-              <w:widowControl/>
-              <w:suppressLineNumbers w:val="0"/>
-              <w:spacing w:before="0" w:beforeAutospacing="1" w:after="160" w:afterAutospacing="0" w:line="256" w:lineRule="auto"/>
-              <w:ind w:left="720" w:right="0"/>
-              <w:contextualSpacing w:val="0"/>
-              <w:jc w:val="left"/>
-              <w:rPr>
-                <w:rFonts w:hint="eastAsia" w:ascii="Microsoft YaHei" w:hAnsi="Microsoft YaHei" w:eastAsia="Microsoft YaHei" w:cs="Microsoft YaHei"/>
-                <w:b/>
-                <w:bCs/>
-                <w:kern w:val="2"/>
-                <w:sz w:val="18"/>
-                <w:szCs w:val="18"/>
-                <w:lang w:val="en-US" w:eastAsia="zh-CN" w:bidi="ar"/>
-              </w:rPr>
-            </w:pPr>
-            <w:r>
-              <w:rPr>
-                <w:rFonts w:hint="eastAsia" w:ascii="Microsoft YaHei" w:hAnsi="Microsoft YaHei" w:eastAsia="Microsoft YaHei" w:cs="Microsoft YaHei"/>
-                <w:b/>
-                <w:bCs/>
-                <w:kern w:val="2"/>
-                <w:sz w:val="18"/>
-                <w:szCs w:val="18"/>
-                <w:lang w:val="en-US" w:eastAsia="zh-CN" w:bidi="ar"/>
-              </w:rPr>
-              <w:t>On 31 march --&gt; Standard</w:t>
-            </w:r>
-          </w:p>
-          <w:p>
-            <w:pPr>
-              <w:pStyle w:val="15"/>
-              <w:keepNext w:val="0"/>
-              <w:keepLines w:val="0"/>
-              <w:widowControl/>
-              <w:suppressLineNumbers w:val="0"/>
-              <w:spacing w:before="0" w:beforeAutospacing="1" w:after="160" w:afterAutospacing="0" w:line="256" w:lineRule="auto"/>
-              <w:ind w:left="720" w:right="0"/>
-              <w:contextualSpacing w:val="0"/>
-              <w:jc w:val="left"/>
-              <w:rPr>
-                <w:rFonts w:hint="default" w:ascii="Aptos" w:hAnsi="Aptos" w:eastAsia="Aptos" w:cs="Times New Roman"/>
-                <w:b/>
-                <w:bCs/>
-                <w:kern w:val="2"/>
-                <w:sz w:val="20"/>
-                <w:szCs w:val="20"/>
-                <w:lang w:val="en-US" w:eastAsia="zh-CN" w:bidi="ar"/>
-              </w:rPr>
-            </w:pPr>
-            <w:r>
-              <w:rPr>
-                <w:rFonts w:hint="eastAsia" w:ascii="Microsoft YaHei" w:hAnsi="Microsoft YaHei" w:eastAsia="Microsoft YaHei" w:cs="Microsoft YaHei"/>
-                <w:b/>
-                <w:bCs/>
-                <w:kern w:val="2"/>
-                <w:sz w:val="18"/>
-                <w:szCs w:val="18"/>
-                <w:lang w:val="en-US" w:eastAsia="zh-CN" w:bidi="ar"/>
-              </w:rPr>
-              <w:t>On 2 April --&gt; NPA / close</w:t>
-            </w:r>
-          </w:p>
-        </w:tc>
-        <w:tc>
-          <w:tcPr>
-            <w:tcW w:w="4078" w:type="dxa"/>
-            <w:tcBorders>
-              <w:top w:val="single" w:color="auto" w:sz="4" w:space="0"/>
-              <w:left w:val="single" w:color="auto" w:sz="4" w:space="0"/>
-              <w:bottom w:val="single" w:color="auto" w:sz="4" w:space="0"/>
-              <w:right w:val="single" w:color="auto" w:sz="4" w:space="0"/>
-            </w:tcBorders>
-            <w:shd w:val="clear" w:color="auto" w:fill="auto"/>
-            <w:vAlign w:val="top"/>
-          </w:tcPr>
-          <w:p>
-            <w:pPr>
-              <w:pStyle w:val="15"/>
-              <w:keepNext w:val="0"/>
-              <w:keepLines w:val="0"/>
-              <w:widowControl/>
-              <w:suppressLineNumbers w:val="0"/>
-              <w:spacing w:before="0" w:beforeAutospacing="1" w:after="160" w:afterAutospacing="0" w:line="256" w:lineRule="auto"/>
-              <w:ind w:left="720" w:right="0"/>
-              <w:contextualSpacing w:val="0"/>
-              <w:jc w:val="left"/>
-              <w:rPr>
-                <w:rFonts w:hint="default" w:ascii="Aptos" w:hAnsi="Aptos" w:eastAsia="Aptos" w:cs="Times New Roman"/>
-                <w:b/>
-                <w:bCs/>
-                <w:kern w:val="2"/>
-                <w:sz w:val="22"/>
-                <w:szCs w:val="22"/>
               </w:rPr>
             </w:pPr>
             <w:r>
@@ -6414,6 +6247,232 @@
                 <w:kern w:val="2"/>
                 <w:sz w:val="20"/>
                 <w:szCs w:val="20"/>
+              </w:rPr>
+            </w:pPr>
+            <w:r>
+              <w:rPr>
+                <w:rFonts w:hint="default" w:ascii="Aptos" w:hAnsi="Aptos" w:eastAsia="Aptos" w:cs="Times New Roman"/>
+                <w:b/>
+                <w:bCs/>
+                <w:kern w:val="2"/>
+                <w:sz w:val="20"/>
+                <w:szCs w:val="20"/>
+                <w:lang w:val="en-US" w:eastAsia="zh-CN" w:bidi="ar"/>
+              </w:rPr>
+              <w:t>Loan A</w:t>
+            </w:r>
+          </w:p>
+        </w:tc>
+        <w:tc>
+          <w:tcPr>
+            <w:tcW w:w="3328" w:type="dxa"/>
+            <w:tcBorders>
+              <w:top w:val="single" w:color="auto" w:sz="4" w:space="0"/>
+              <w:left w:val="single" w:color="auto" w:sz="4" w:space="0"/>
+              <w:bottom w:val="single" w:color="auto" w:sz="4" w:space="0"/>
+              <w:right w:val="single" w:color="auto" w:sz="4" w:space="0"/>
+            </w:tcBorders>
+            <w:shd w:val="clear" w:color="auto" w:fill="auto"/>
+            <w:vAlign w:val="top"/>
+          </w:tcPr>
+          <w:p>
+            <w:pPr>
+              <w:pStyle w:val="15"/>
+              <w:keepNext w:val="0"/>
+              <w:keepLines w:val="0"/>
+              <w:widowControl/>
+              <w:suppressLineNumbers w:val="0"/>
+              <w:spacing w:before="0" w:beforeAutospacing="1" w:after="160" w:afterAutospacing="0" w:line="256" w:lineRule="auto"/>
+              <w:ind w:left="720" w:right="0"/>
+              <w:contextualSpacing w:val="0"/>
+              <w:jc w:val="left"/>
+              <w:rPr>
+                <w:rFonts w:hint="eastAsia" w:ascii="Microsoft YaHei" w:hAnsi="Microsoft YaHei" w:eastAsia="Microsoft YaHei" w:cs="Microsoft YaHei"/>
+                <w:b/>
+                <w:bCs/>
+                <w:kern w:val="2"/>
+                <w:sz w:val="18"/>
+                <w:szCs w:val="18"/>
+                <w:lang w:val="en-US" w:eastAsia="zh-CN" w:bidi="ar"/>
+              </w:rPr>
+            </w:pPr>
+            <w:r>
+              <w:rPr>
+                <w:rFonts w:hint="eastAsia" w:ascii="Microsoft YaHei" w:hAnsi="Microsoft YaHei" w:eastAsia="Microsoft YaHei" w:cs="Microsoft YaHei"/>
+                <w:b/>
+                <w:bCs/>
+                <w:kern w:val="2"/>
+                <w:sz w:val="18"/>
+                <w:szCs w:val="18"/>
+                <w:lang w:val="en-US" w:eastAsia="zh-CN" w:bidi="ar"/>
+              </w:rPr>
+              <w:t xml:space="preserve">After CP6 </w:t>
+            </w:r>
+          </w:p>
+          <w:p>
+            <w:pPr>
+              <w:pStyle w:val="15"/>
+              <w:keepNext w:val="0"/>
+              <w:keepLines w:val="0"/>
+              <w:widowControl/>
+              <w:suppressLineNumbers w:val="0"/>
+              <w:spacing w:before="0" w:beforeAutospacing="1" w:after="160" w:afterAutospacing="0" w:line="256" w:lineRule="auto"/>
+              <w:ind w:left="720" w:right="0"/>
+              <w:contextualSpacing w:val="0"/>
+              <w:jc w:val="left"/>
+              <w:rPr>
+                <w:rFonts w:hint="eastAsia" w:ascii="Microsoft YaHei" w:hAnsi="Microsoft YaHei" w:eastAsia="Microsoft YaHei" w:cs="Microsoft YaHei"/>
+                <w:b/>
+                <w:bCs/>
+                <w:kern w:val="2"/>
+                <w:sz w:val="18"/>
+                <w:szCs w:val="18"/>
+                <w:lang w:val="en-US" w:eastAsia="zh-CN" w:bidi="ar"/>
+              </w:rPr>
+            </w:pPr>
+            <w:r>
+              <w:rPr>
+                <w:rFonts w:hint="eastAsia" w:ascii="Microsoft YaHei" w:hAnsi="Microsoft YaHei" w:eastAsia="Microsoft YaHei" w:cs="Microsoft YaHei"/>
+                <w:b/>
+                <w:bCs/>
+                <w:kern w:val="2"/>
+                <w:sz w:val="18"/>
+                <w:szCs w:val="18"/>
+                <w:lang w:val="en-US" w:eastAsia="zh-CN" w:bidi="ar"/>
+              </w:rPr>
+              <w:t>On 31 march --&gt; Standard</w:t>
+            </w:r>
+          </w:p>
+          <w:p>
+            <w:pPr>
+              <w:pStyle w:val="15"/>
+              <w:keepNext w:val="0"/>
+              <w:keepLines w:val="0"/>
+              <w:widowControl/>
+              <w:suppressLineNumbers w:val="0"/>
+              <w:spacing w:before="0" w:beforeAutospacing="1" w:after="160" w:afterAutospacing="0" w:line="256" w:lineRule="auto"/>
+              <w:ind w:left="720" w:right="0"/>
+              <w:contextualSpacing w:val="0"/>
+              <w:jc w:val="left"/>
+              <w:rPr>
+                <w:rFonts w:hint="default" w:ascii="Aptos" w:hAnsi="Aptos" w:eastAsia="Aptos" w:cs="Times New Roman"/>
+                <w:b/>
+                <w:bCs/>
+                <w:kern w:val="2"/>
+                <w:sz w:val="20"/>
+                <w:szCs w:val="20"/>
+                <w:lang w:val="en-US" w:eastAsia="zh-CN" w:bidi="ar"/>
+              </w:rPr>
+            </w:pPr>
+            <w:r>
+              <w:rPr>
+                <w:rFonts w:hint="eastAsia" w:ascii="Microsoft YaHei" w:hAnsi="Microsoft YaHei" w:eastAsia="Microsoft YaHei" w:cs="Microsoft YaHei"/>
+                <w:b/>
+                <w:bCs/>
+                <w:kern w:val="2"/>
+                <w:sz w:val="18"/>
+                <w:szCs w:val="18"/>
+                <w:lang w:val="en-US" w:eastAsia="zh-CN" w:bidi="ar"/>
+              </w:rPr>
+              <w:t>On 2 April --&gt; NPA / close</w:t>
+            </w:r>
+          </w:p>
+        </w:tc>
+        <w:tc>
+          <w:tcPr>
+            <w:tcW w:w="4078" w:type="dxa"/>
+            <w:tcBorders>
+              <w:top w:val="single" w:color="auto" w:sz="4" w:space="0"/>
+              <w:left w:val="single" w:color="auto" w:sz="4" w:space="0"/>
+              <w:bottom w:val="single" w:color="auto" w:sz="4" w:space="0"/>
+              <w:right w:val="single" w:color="auto" w:sz="4" w:space="0"/>
+            </w:tcBorders>
+            <w:shd w:val="clear" w:color="auto" w:fill="auto"/>
+            <w:vAlign w:val="top"/>
+          </w:tcPr>
+          <w:p>
+            <w:pPr>
+              <w:pStyle w:val="15"/>
+              <w:keepNext w:val="0"/>
+              <w:keepLines w:val="0"/>
+              <w:widowControl/>
+              <w:suppressLineNumbers w:val="0"/>
+              <w:spacing w:before="0" w:beforeAutospacing="1" w:after="160" w:afterAutospacing="0" w:line="256" w:lineRule="auto"/>
+              <w:ind w:left="720" w:right="0"/>
+              <w:contextualSpacing w:val="0"/>
+              <w:jc w:val="left"/>
+              <w:rPr>
+                <w:rFonts w:hint="default" w:ascii="Aptos" w:hAnsi="Aptos" w:eastAsia="Aptos" w:cs="Times New Roman"/>
+                <w:b/>
+                <w:bCs/>
+                <w:kern w:val="2"/>
+                <w:sz w:val="22"/>
+                <w:szCs w:val="22"/>
+              </w:rPr>
+            </w:pPr>
+            <w:r>
+              <w:rPr>
+                <w:rFonts w:hint="default" w:ascii="Aptos" w:hAnsi="Aptos" w:eastAsia="Aptos" w:cs="Times New Roman"/>
+                <w:b/>
+                <w:bCs/>
+                <w:kern w:val="2"/>
+                <w:sz w:val="22"/>
+                <w:szCs w:val="22"/>
+                <w:lang w:val="en-US" w:eastAsia="zh-CN" w:bidi="ar"/>
+              </w:rPr>
+              <w:t>Renewal after CP6 = Y  --&gt; Accept</w:t>
+            </w:r>
+          </w:p>
+        </w:tc>
+      </w:tr>
+      <w:tr>
+        <w:tblPrEx>
+          <w:tblBorders>
+            <w:top w:val="single" w:color="auto" w:sz="4" w:space="0"/>
+            <w:left w:val="single" w:color="auto" w:sz="4" w:space="0"/>
+            <w:bottom w:val="single" w:color="auto" w:sz="4" w:space="0"/>
+            <w:right w:val="single" w:color="auto" w:sz="4" w:space="0"/>
+            <w:insideH w:val="single" w:color="auto" w:sz="4" w:space="0"/>
+            <w:insideV w:val="single" w:color="auto" w:sz="4" w:space="0"/>
+          </w:tblBorders>
+          <w:shd w:val="clear" w:color="auto" w:fill="auto"/>
+          <w:tblCellMar>
+            <w:top w:w="0" w:type="dxa"/>
+            <w:left w:w="108" w:type="dxa"/>
+            <w:bottom w:w="0" w:type="dxa"/>
+            <w:right w:w="108" w:type="dxa"/>
+          </w:tblCellMar>
+        </w:tblPrEx>
+        <w:tc>
+          <w:tcPr>
+            <w:tcW w:w="1836" w:type="dxa"/>
+            <w:tcBorders>
+              <w:top w:val="single" w:color="auto" w:sz="4" w:space="0"/>
+              <w:left w:val="single" w:color="auto" w:sz="4" w:space="0"/>
+              <w:bottom w:val="single" w:color="auto" w:sz="4" w:space="0"/>
+              <w:right w:val="single" w:color="auto" w:sz="4" w:space="0"/>
+            </w:tcBorders>
+            <w:shd w:val="clear" w:color="auto" w:fill="auto"/>
+            <w:vAlign w:val="top"/>
+          </w:tcPr>
+          <w:p>
+            <w:pPr>
+              <w:pStyle w:val="15"/>
+              <w:keepNext w:val="0"/>
+              <w:keepLines w:val="0"/>
+              <w:widowControl/>
+              <w:suppressLineNumbers w:val="0"/>
+              <w:spacing w:before="0" w:beforeAutospacing="1" w:after="160" w:afterAutospacing="0" w:line="256" w:lineRule="auto"/>
+              <w:ind w:left="720" w:right="0"/>
+              <w:contextualSpacing w:val="0"/>
+              <w:jc w:val="left"/>
+              <w:rPr>
+                <w:rFonts w:hint="default" w:ascii="Aptos" w:hAnsi="Aptos" w:eastAsia="Aptos" w:cs="Times New Roman"/>
+                <w:b/>
+                <w:bCs/>
+                <w:kern w:val="2"/>
+                <w:sz w:val="20"/>
+                <w:szCs w:val="20"/>
                 <w:lang w:val="en-US" w:eastAsia="zh-CN" w:bidi="ar"/>
               </w:rPr>
             </w:pPr>
@@ -8749,8 +8808,6 @@
         </w:rPr>
         <w:t>Sanction amount should not be included in SHG portfolios ( sum should be considered only for SHG portfolio) - currently such validations are not exists in system</w:t>
       </w:r>
-      <w:bookmarkStart w:id="0" w:name="_GoBack"/>
-      <w:bookmarkEnd w:id="0"/>
     </w:p>
     <w:p>
       <w:pPr>
@@ -9444,7 +9501,7 @@
           </mc:Choice>
           <mc:Fallback>
             <w:pict>
-              <v:shape id="Straight Arrow Connector 2" o:spid="_x0000_s1026" o:spt="32" type="#_x0000_t32" style="position:absolute;left:0pt;flip:x;margin-left:526.3pt;margin-top:293.9pt;height:60.45pt;width:26.1pt;mso-position-horizontal-relative:page;mso-position-vertical-relative:page;z-index:251661312;mso-width-relative:page;mso-height-relative:page;" filled="f" stroked="t" coordsize="21600,21600" o:gfxdata="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">
+              <v:shape id="Straight Arrow Connector 2" o:spid="_x0000_s1026" o:spt="32" type="#_x0000_t32" style="position:absolute;left:0pt;flip:x;margin-left:526.3pt;margin-top:500.6pt;height:60.45pt;width:26.1pt;mso-position-horizontal-relative:page;mso-position-vertical-relative:page;z-index:251661312;mso-width-relative:page;mso-height-relative:page;" filled="f" stroked="t" coordsize="21600,21600" o:gfxdata="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">
                 <v:fill on="f" focussize="0,0"/>
                 <v:stroke weight="0.5pt" color="#156082 [3204]" miterlimit="8" joinstyle="miter" endarrow="block"/>
                 <v:imagedata o:title=""/>
@@ -11485,6 +11542,12 @@
             <w:insideH w:val="single" w:color="auto" w:sz="4" w:space="0"/>
             <w:insideV w:val="single" w:color="auto" w:sz="4" w:space="0"/>
           </w:tblBorders>
+          <w:tblCellMar>
+            <w:top w:w="0" w:type="dxa"/>
+            <w:left w:w="108" w:type="dxa"/>
+            <w:bottom w:w="0" w:type="dxa"/>
+            <w:right w:w="108" w:type="dxa"/>
+          </w:tblCellMar>
         </w:tblPrEx>
         <w:tc>
           <w:tcPr>
@@ -13142,11 +13205,11 @@
         </w:tblCellMar>
       </w:tblPr>
       <w:tblGrid>
-        <w:gridCol w:w="1214"/>
-        <w:gridCol w:w="1135"/>
-        <w:gridCol w:w="1606"/>
-        <w:gridCol w:w="1620"/>
-        <w:gridCol w:w="3330"/>
+        <w:gridCol w:w="1269"/>
+        <w:gridCol w:w="1134"/>
+        <w:gridCol w:w="1598"/>
+        <w:gridCol w:w="1613"/>
+        <w:gridCol w:w="3291"/>
       </w:tblGrid>
       <w:tr>
         <w:tblPrEx>
@@ -14441,11 +14504,11 @@
         </w:tblCellMar>
       </w:tblPr>
       <w:tblGrid>
-        <w:gridCol w:w="1214"/>
-        <w:gridCol w:w="1135"/>
-        <w:gridCol w:w="1606"/>
-        <w:gridCol w:w="1620"/>
-        <w:gridCol w:w="3330"/>
+        <w:gridCol w:w="1269"/>
+        <w:gridCol w:w="1134"/>
+        <w:gridCol w:w="1598"/>
+        <w:gridCol w:w="1613"/>
+        <w:gridCol w:w="3291"/>
       </w:tblGrid>
       <w:tr>
         <w:tblPrEx>

--- a/MU/Change Request  FY 25-26 - CGFMU.docx
+++ b/MU/Change Request  FY 25-26 - CGFMU.docx
@@ -31,7 +31,7 @@
           <w:ilvl w:val="0"/>
           <w:numId w:val="1"/>
         </w:numPr>
-        <w:ind w:left="220" w:leftChars="0" w:firstLineChars="0"/>
+        <w:ind w:left="0" w:leftChars="0" w:firstLineChars="0"/>
       </w:pPr>
       <w:r>
         <w:t xml:space="preserve">At the time of enrolment of New MLI under CGFMU we are not having an option to upload the below documents as a part of enrolment – </w:t>
@@ -355,7 +355,7 @@
           <w:ilvl w:val="0"/>
           <w:numId w:val="1"/>
         </w:numPr>
-        <w:ind w:left="220" w:leftChars="0" w:firstLineChars="0"/>
+        <w:ind w:left="0" w:leftChars="0" w:firstLineChars="0"/>
         <w:rPr>
           <w:highlight w:val="green"/>
         </w:rPr>
@@ -662,7 +662,7 @@
           <w:ilvl w:val="0"/>
           <w:numId w:val="1"/>
         </w:numPr>
-        <w:ind w:left="220" w:leftChars="0" w:firstLineChars="0"/>
+        <w:ind w:left="0" w:leftChars="0" w:firstLineChars="0"/>
         <w:rPr>
           <w:highlight w:val="green"/>
         </w:rPr>
@@ -835,7 +835,7 @@
           <w:ilvl w:val="0"/>
           <w:numId w:val="1"/>
         </w:numPr>
-        <w:ind w:left="580" w:leftChars="0" w:firstLineChars="0"/>
+        <w:ind w:left="360" w:leftChars="0" w:firstLineChars="0"/>
         <w:rPr>
           <w:highlight w:val="green"/>
         </w:rPr>
@@ -1715,7 +1715,7 @@
           <w:ilvl w:val="0"/>
           <w:numId w:val="1"/>
         </w:numPr>
-        <w:ind w:left="580" w:leftChars="0" w:firstLineChars="0"/>
+        <w:ind w:left="360" w:leftChars="0" w:firstLineChars="0"/>
         <w:rPr>
           <w:b/>
           <w:u w:val="single"/>
@@ -1850,7 +1850,7 @@
           <w:ilvl w:val="0"/>
           <w:numId w:val="1"/>
         </w:numPr>
-        <w:ind w:left="580" w:leftChars="0" w:firstLineChars="0"/>
+        <w:ind w:left="360" w:leftChars="0" w:firstLineChars="0"/>
         <w:rPr>
           <w:rFonts w:ascii="Aptos" w:hAnsi="Aptos" w:eastAsia="Aptos" w:cs="Aptos"/>
           <w:b/>
@@ -2175,7 +2175,7 @@
           <w:ilvl w:val="0"/>
           <w:numId w:val="1"/>
         </w:numPr>
-        <w:ind w:left="580" w:leftChars="0" w:firstLineChars="0"/>
+        <w:ind w:left="360" w:leftChars="0" w:firstLineChars="0"/>
         <w:jc w:val="both"/>
         <w:rPr>
           <w:b/>
@@ -2183,7 +2183,6 @@
           <w:u w:val="single"/>
         </w:rPr>
       </w:pPr>
-      <w:bookmarkStart w:id="0" w:name="_GoBack"/>
       <w:r>
         <w:rPr>
           <w:b/>
@@ -2280,7 +2279,6 @@
         <w:t>Coverage Provision:</w:t>
       </w:r>
     </w:p>
-    <w:bookmarkEnd w:id="0"/>
     <w:p>
       <w:pPr>
         <w:numPr>
@@ -4051,6 +4049,7 @@
             <w:insideH w:val="single" w:color="auto" w:sz="4" w:space="0"/>
             <w:insideV w:val="single" w:color="auto" w:sz="4" w:space="0"/>
           </w:tblBorders>
+          <w:shd w:val="clear" w:color="auto" w:fill="auto"/>
           <w:tblCellMar>
             <w:top w:w="0" w:type="dxa"/>
             <w:left w:w="108" w:type="dxa"/>
@@ -5891,7 +5890,6 @@
             <w:insideH w:val="single" w:color="auto" w:sz="4" w:space="0"/>
             <w:insideV w:val="single" w:color="auto" w:sz="4" w:space="0"/>
           </w:tblBorders>
-          <w:shd w:val="clear" w:color="auto" w:fill="auto"/>
           <w:tblCellMar>
             <w:top w:w="0" w:type="dxa"/>
             <w:left w:w="108" w:type="dxa"/>
@@ -6038,163 +6036,6 @@
                 <w:lang w:val="en-US" w:eastAsia="zh-CN" w:bidi="ar"/>
               </w:rPr>
               <w:t>New portfolio (base period)</w:t>
-            </w:r>
-          </w:p>
-        </w:tc>
-      </w:tr>
-      <w:tr>
-        <w:tblPrEx>
-          <w:tblBorders>
-            <w:top w:val="single" w:color="auto" w:sz="4" w:space="0"/>
-            <w:left w:val="single" w:color="auto" w:sz="4" w:space="0"/>
-            <w:bottom w:val="single" w:color="auto" w:sz="4" w:space="0"/>
-            <w:right w:val="single" w:color="auto" w:sz="4" w:space="0"/>
-            <w:insideH w:val="single" w:color="auto" w:sz="4" w:space="0"/>
-            <w:insideV w:val="single" w:color="auto" w:sz="4" w:space="0"/>
-          </w:tblBorders>
-          <w:tblCellMar>
-            <w:top w:w="0" w:type="dxa"/>
-            <w:left w:w="108" w:type="dxa"/>
-            <w:bottom w:w="0" w:type="dxa"/>
-            <w:right w:w="108" w:type="dxa"/>
-          </w:tblCellMar>
-        </w:tblPrEx>
-        <w:tc>
-          <w:tcPr>
-            <w:tcW w:w="1836" w:type="dxa"/>
-            <w:tcBorders>
-              <w:top w:val="single" w:color="auto" w:sz="4" w:space="0"/>
-              <w:left w:val="single" w:color="auto" w:sz="4" w:space="0"/>
-              <w:bottom w:val="single" w:color="auto" w:sz="4" w:space="0"/>
-              <w:right w:val="single" w:color="auto" w:sz="4" w:space="0"/>
-            </w:tcBorders>
-            <w:shd w:val="clear" w:color="auto" w:fill="auto"/>
-            <w:vAlign w:val="top"/>
-          </w:tcPr>
-          <w:p>
-            <w:pPr>
-              <w:pStyle w:val="15"/>
-              <w:keepNext w:val="0"/>
-              <w:keepLines w:val="0"/>
-              <w:widowControl/>
-              <w:suppressLineNumbers w:val="0"/>
-              <w:spacing w:before="0" w:beforeAutospacing="1" w:after="160" w:afterAutospacing="0" w:line="256" w:lineRule="auto"/>
-              <w:ind w:left="720" w:right="0"/>
-              <w:contextualSpacing w:val="0"/>
-              <w:jc w:val="left"/>
-              <w:rPr>
-                <w:rFonts w:hint="default" w:ascii="Aptos" w:hAnsi="Aptos" w:eastAsia="Aptos" w:cs="Times New Roman"/>
-                <w:b/>
-                <w:bCs/>
-                <w:kern w:val="2"/>
-                <w:sz w:val="20"/>
-                <w:szCs w:val="20"/>
-              </w:rPr>
-            </w:pPr>
-            <w:r>
-              <w:rPr>
-                <w:rFonts w:hint="default" w:ascii="Aptos" w:hAnsi="Aptos" w:eastAsia="Aptos" w:cs="Times New Roman"/>
-                <w:b/>
-                <w:bCs/>
-                <w:kern w:val="2"/>
-                <w:sz w:val="20"/>
-                <w:szCs w:val="20"/>
-                <w:lang w:val="en-US" w:eastAsia="zh-CN" w:bidi="ar"/>
-              </w:rPr>
-              <w:t>Loan A</w:t>
-            </w:r>
-          </w:p>
-        </w:tc>
-        <w:tc>
-          <w:tcPr>
-            <w:tcW w:w="3328" w:type="dxa"/>
-            <w:tcBorders>
-              <w:top w:val="single" w:color="auto" w:sz="4" w:space="0"/>
-              <w:left w:val="single" w:color="auto" w:sz="4" w:space="0"/>
-              <w:bottom w:val="single" w:color="auto" w:sz="4" w:space="0"/>
-              <w:right w:val="single" w:color="auto" w:sz="4" w:space="0"/>
-            </w:tcBorders>
-            <w:shd w:val="clear" w:color="auto" w:fill="auto"/>
-            <w:vAlign w:val="top"/>
-          </w:tcPr>
-          <w:p>
-            <w:pPr>
-              <w:pStyle w:val="15"/>
-              <w:keepNext w:val="0"/>
-              <w:keepLines w:val="0"/>
-              <w:widowControl/>
-              <w:suppressLineNumbers w:val="0"/>
-              <w:spacing w:before="0" w:beforeAutospacing="1" w:after="160" w:afterAutospacing="0" w:line="256" w:lineRule="auto"/>
-              <w:ind w:left="720" w:right="0"/>
-              <w:contextualSpacing w:val="0"/>
-              <w:jc w:val="left"/>
-              <w:rPr>
-                <w:rFonts w:hint="default" w:ascii="Aptos" w:hAnsi="Aptos" w:eastAsia="Aptos" w:cs="Times New Roman"/>
-                <w:b/>
-                <w:bCs/>
-                <w:kern w:val="2"/>
-                <w:sz w:val="20"/>
-                <w:szCs w:val="20"/>
-              </w:rPr>
-            </w:pPr>
-            <w:r>
-              <w:rPr>
-                <w:rFonts w:hint="default" w:ascii="Aptos" w:hAnsi="Aptos" w:eastAsia="Aptos" w:cs="Times New Roman"/>
-                <w:b/>
-                <w:bCs/>
-                <w:kern w:val="2"/>
-                <w:sz w:val="20"/>
-                <w:szCs w:val="20"/>
-                <w:lang w:val="en-US" w:eastAsia="zh-CN" w:bidi="ar"/>
-              </w:rPr>
-              <w:t>After CP6 (from 1 April --&gt; Standard</w:t>
-            </w:r>
-          </w:p>
-        </w:tc>
-        <w:tc>
-          <w:tcPr>
-            <w:tcW w:w="4078" w:type="dxa"/>
-            <w:tcBorders>
-              <w:top w:val="single" w:color="auto" w:sz="4" w:space="0"/>
-              <w:left w:val="single" w:color="auto" w:sz="4" w:space="0"/>
-              <w:bottom w:val="single" w:color="auto" w:sz="4" w:space="0"/>
-              <w:right w:val="single" w:color="auto" w:sz="4" w:space="0"/>
-            </w:tcBorders>
-            <w:shd w:val="clear" w:color="auto" w:fill="auto"/>
-            <w:vAlign w:val="top"/>
-          </w:tcPr>
-          <w:p>
-            <w:pPr>
-              <w:pStyle w:val="15"/>
-              <w:keepNext w:val="0"/>
-              <w:keepLines w:val="0"/>
-              <w:widowControl/>
-              <w:suppressLineNumbers w:val="0"/>
-              <w:spacing w:before="0" w:beforeAutospacing="1" w:after="160" w:afterAutospacing="0" w:line="256" w:lineRule="auto"/>
-              <w:ind w:left="720" w:right="0"/>
-              <w:contextualSpacing w:val="0"/>
-              <w:jc w:val="left"/>
-              <w:rPr>
-                <w:rFonts w:hint="default" w:ascii="Aptos" w:hAnsi="Aptos" w:eastAsia="Aptos" w:cs="Times New Roman"/>
-                <w:b/>
-                <w:bCs/>
-                <w:kern w:val="2"/>
-                <w:sz w:val="20"/>
-                <w:szCs w:val="20"/>
-                <w:lang w:val="en-US"/>
-              </w:rPr>
-            </w:pPr>
-            <w:r>
-              <w:rPr>
-                <w:rFonts w:hint="default" w:ascii="Aptos" w:hAnsi="Aptos" w:eastAsia="Aptos" w:cs="Times New Roman"/>
-                <w:b/>
-                <w:bCs/>
-                <w:kern w:val="2"/>
-                <w:sz w:val="22"/>
-                <w:szCs w:val="22"/>
-                <w:lang w:val="en-US" w:eastAsia="zh-CN" w:bidi="ar"/>
-              </w:rPr>
-              <w:t>Renewal after CP6 = Y  --&gt; Accept</w:t>
             </w:r>
           </w:p>
         </w:tc>
@@ -6287,73 +6128,15 @@
               <w:contextualSpacing w:val="0"/>
               <w:jc w:val="left"/>
               <w:rPr>
-                <w:rFonts w:hint="eastAsia" w:ascii="Microsoft YaHei" w:hAnsi="Microsoft YaHei" w:eastAsia="Microsoft YaHei" w:cs="Microsoft YaHei"/>
+                <w:rFonts w:hint="default" w:ascii="Aptos" w:hAnsi="Aptos" w:eastAsia="Aptos" w:cs="Times New Roman"/>
                 <w:b/>
                 <w:bCs/>
                 <w:kern w:val="2"/>
-                <w:sz w:val="18"/>
-                <w:szCs w:val="18"/>
-                <w:lang w:val="en-US" w:eastAsia="zh-CN" w:bidi="ar"/>
+                <w:sz w:val="20"/>
+                <w:szCs w:val="20"/>
               </w:rPr>
             </w:pPr>
             <w:r>
-              <w:rPr>
-                <w:rFonts w:hint="eastAsia" w:ascii="Microsoft YaHei" w:hAnsi="Microsoft YaHei" w:eastAsia="Microsoft YaHei" w:cs="Microsoft YaHei"/>
-                <w:b/>
-                <w:bCs/>
-                <w:kern w:val="2"/>
-                <w:sz w:val="18"/>
-                <w:szCs w:val="18"/>
-                <w:lang w:val="en-US" w:eastAsia="zh-CN" w:bidi="ar"/>
-              </w:rPr>
-              <w:t xml:space="preserve">After CP6 </w:t>
-            </w:r>
-          </w:p>
-          <w:p>
-            <w:pPr>
-              <w:pStyle w:val="15"/>
-              <w:keepNext w:val="0"/>
-              <w:keepLines w:val="0"/>
-              <w:widowControl/>
-              <w:suppressLineNumbers w:val="0"/>
-              <w:spacing w:before="0" w:beforeAutospacing="1" w:after="160" w:afterAutospacing="0" w:line="256" w:lineRule="auto"/>
-              <w:ind w:left="720" w:right="0"/>
-              <w:contextualSpacing w:val="0"/>
-              <w:jc w:val="left"/>
-              <w:rPr>
-                <w:rFonts w:hint="eastAsia" w:ascii="Microsoft YaHei" w:hAnsi="Microsoft YaHei" w:eastAsia="Microsoft YaHei" w:cs="Microsoft YaHei"/>
-                <w:b/>
-                <w:bCs/>
-                <w:kern w:val="2"/>
-                <w:sz w:val="18"/>
-                <w:szCs w:val="18"/>
-                <w:lang w:val="en-US" w:eastAsia="zh-CN" w:bidi="ar"/>
-              </w:rPr>
-            </w:pPr>
-            <w:r>
-              <w:rPr>
-                <w:rFonts w:hint="eastAsia" w:ascii="Microsoft YaHei" w:hAnsi="Microsoft YaHei" w:eastAsia="Microsoft YaHei" w:cs="Microsoft YaHei"/>
-                <w:b/>
-                <w:bCs/>
-                <w:kern w:val="2"/>
-                <w:sz w:val="18"/>
-                <w:szCs w:val="18"/>
-                <w:lang w:val="en-US" w:eastAsia="zh-CN" w:bidi="ar"/>
-              </w:rPr>
-              <w:t>On 31 march --&gt; Standard</w:t>
-            </w:r>
-          </w:p>
-          <w:p>
-            <w:pPr>
-              <w:pStyle w:val="15"/>
-              <w:keepNext w:val="0"/>
-              <w:keepLines w:val="0"/>
-              <w:widowControl/>
-              <w:suppressLineNumbers w:val="0"/>
-              <w:spacing w:before="0" w:beforeAutospacing="1" w:after="160" w:afterAutospacing="0" w:line="256" w:lineRule="auto"/>
-              <w:ind w:left="720" w:right="0"/>
-              <w:contextualSpacing w:val="0"/>
-              <w:jc w:val="left"/>
               <w:rPr>
                 <w:rFonts w:hint="default" w:ascii="Aptos" w:hAnsi="Aptos" w:eastAsia="Aptos" w:cs="Times New Roman"/>
                 <w:b/>
@@ -6363,18 +6146,7 @@
                 <w:szCs w:val="20"/>
                 <w:lang w:val="en-US" w:eastAsia="zh-CN" w:bidi="ar"/>
               </w:rPr>
-            </w:pPr>
-            <w:r>
-              <w:rPr>
-                <w:rFonts w:hint="eastAsia" w:ascii="Microsoft YaHei" w:hAnsi="Microsoft YaHei" w:eastAsia="Microsoft YaHei" w:cs="Microsoft YaHei"/>
-                <w:b/>
-                <w:bCs/>
-                <w:kern w:val="2"/>
-                <w:sz w:val="18"/>
-                <w:szCs w:val="18"/>
-                <w:lang w:val="en-US" w:eastAsia="zh-CN" w:bidi="ar"/>
-              </w:rPr>
-              <w:t>On 2 April --&gt; NPA / close</w:t>
+              <w:t>After CP6 (from 1 April --&gt; Standard</w:t>
             </w:r>
           </w:p>
         </w:tc>
@@ -6406,8 +6178,9 @@
                 <w:b/>
                 <w:bCs/>
                 <w:kern w:val="2"/>
-                <w:sz w:val="22"/>
-                <w:szCs w:val="22"/>
+                <w:sz w:val="20"/>
+                <w:szCs w:val="20"/>
+                <w:lang w:val="en-US"/>
               </w:rPr>
             </w:pPr>
             <w:r>
@@ -6435,7 +6208,6 @@
             <w:insideH w:val="single" w:color="auto" w:sz="4" w:space="0"/>
             <w:insideV w:val="single" w:color="auto" w:sz="4" w:space="0"/>
           </w:tblBorders>
-          <w:shd w:val="clear" w:color="auto" w:fill="auto"/>
           <w:tblCellMar>
             <w:top w:w="0" w:type="dxa"/>
             <w:left w:w="108" w:type="dxa"/>
@@ -6473,7 +6245,6 @@
                 <w:kern w:val="2"/>
                 <w:sz w:val="20"/>
                 <w:szCs w:val="20"/>
-                <w:lang w:val="en-US" w:eastAsia="zh-CN" w:bidi="ar"/>
               </w:rPr>
             </w:pPr>
             <w:r>
@@ -6514,6 +6285,232 @@
               <w:contextualSpacing w:val="0"/>
               <w:jc w:val="left"/>
               <w:rPr>
+                <w:rFonts w:hint="eastAsia" w:ascii="Microsoft YaHei" w:hAnsi="Microsoft YaHei" w:eastAsia="Microsoft YaHei" w:cs="Microsoft YaHei"/>
+                <w:b/>
+                <w:bCs/>
+                <w:kern w:val="2"/>
+                <w:sz w:val="18"/>
+                <w:szCs w:val="18"/>
+                <w:lang w:val="en-US" w:eastAsia="zh-CN" w:bidi="ar"/>
+              </w:rPr>
+            </w:pPr>
+            <w:r>
+              <w:rPr>
+                <w:rFonts w:hint="eastAsia" w:ascii="Microsoft YaHei" w:hAnsi="Microsoft YaHei" w:eastAsia="Microsoft YaHei" w:cs="Microsoft YaHei"/>
+                <w:b/>
+                <w:bCs/>
+                <w:kern w:val="2"/>
+                <w:sz w:val="18"/>
+                <w:szCs w:val="18"/>
+                <w:lang w:val="en-US" w:eastAsia="zh-CN" w:bidi="ar"/>
+              </w:rPr>
+              <w:t xml:space="preserve">After CP6 </w:t>
+            </w:r>
+          </w:p>
+          <w:p>
+            <w:pPr>
+              <w:pStyle w:val="15"/>
+              <w:keepNext w:val="0"/>
+              <w:keepLines w:val="0"/>
+              <w:widowControl/>
+              <w:suppressLineNumbers w:val="0"/>
+              <w:spacing w:before="0" w:beforeAutospacing="1" w:after="160" w:afterAutospacing="0" w:line="256" w:lineRule="auto"/>
+              <w:ind w:left="720" w:right="0"/>
+              <w:contextualSpacing w:val="0"/>
+              <w:jc w:val="left"/>
+              <w:rPr>
+                <w:rFonts w:hint="eastAsia" w:ascii="Microsoft YaHei" w:hAnsi="Microsoft YaHei" w:eastAsia="Microsoft YaHei" w:cs="Microsoft YaHei"/>
+                <w:b/>
+                <w:bCs/>
+                <w:kern w:val="2"/>
+                <w:sz w:val="18"/>
+                <w:szCs w:val="18"/>
+                <w:lang w:val="en-US" w:eastAsia="zh-CN" w:bidi="ar"/>
+              </w:rPr>
+            </w:pPr>
+            <w:r>
+              <w:rPr>
+                <w:rFonts w:hint="eastAsia" w:ascii="Microsoft YaHei" w:hAnsi="Microsoft YaHei" w:eastAsia="Microsoft YaHei" w:cs="Microsoft YaHei"/>
+                <w:b/>
+                <w:bCs/>
+                <w:kern w:val="2"/>
+                <w:sz w:val="18"/>
+                <w:szCs w:val="18"/>
+                <w:lang w:val="en-US" w:eastAsia="zh-CN" w:bidi="ar"/>
+              </w:rPr>
+              <w:t>On 31 march --&gt; Standard</w:t>
+            </w:r>
+          </w:p>
+          <w:p>
+            <w:pPr>
+              <w:pStyle w:val="15"/>
+              <w:keepNext w:val="0"/>
+              <w:keepLines w:val="0"/>
+              <w:widowControl/>
+              <w:suppressLineNumbers w:val="0"/>
+              <w:spacing w:before="0" w:beforeAutospacing="1" w:after="160" w:afterAutospacing="0" w:line="256" w:lineRule="auto"/>
+              <w:ind w:left="720" w:right="0"/>
+              <w:contextualSpacing w:val="0"/>
+              <w:jc w:val="left"/>
+              <w:rPr>
+                <w:rFonts w:hint="default" w:ascii="Aptos" w:hAnsi="Aptos" w:eastAsia="Aptos" w:cs="Times New Roman"/>
+                <w:b/>
+                <w:bCs/>
+                <w:kern w:val="2"/>
+                <w:sz w:val="20"/>
+                <w:szCs w:val="20"/>
+                <w:lang w:val="en-US" w:eastAsia="zh-CN" w:bidi="ar"/>
+              </w:rPr>
+            </w:pPr>
+            <w:r>
+              <w:rPr>
+                <w:rFonts w:hint="eastAsia" w:ascii="Microsoft YaHei" w:hAnsi="Microsoft YaHei" w:eastAsia="Microsoft YaHei" w:cs="Microsoft YaHei"/>
+                <w:b/>
+                <w:bCs/>
+                <w:kern w:val="2"/>
+                <w:sz w:val="18"/>
+                <w:szCs w:val="18"/>
+                <w:lang w:val="en-US" w:eastAsia="zh-CN" w:bidi="ar"/>
+              </w:rPr>
+              <w:t>On 2 April --&gt; NPA / close</w:t>
+            </w:r>
+          </w:p>
+        </w:tc>
+        <w:tc>
+          <w:tcPr>
+            <w:tcW w:w="4078" w:type="dxa"/>
+            <w:tcBorders>
+              <w:top w:val="single" w:color="auto" w:sz="4" w:space="0"/>
+              <w:left w:val="single" w:color="auto" w:sz="4" w:space="0"/>
+              <w:bottom w:val="single" w:color="auto" w:sz="4" w:space="0"/>
+              <w:right w:val="single" w:color="auto" w:sz="4" w:space="0"/>
+            </w:tcBorders>
+            <w:shd w:val="clear" w:color="auto" w:fill="auto"/>
+            <w:vAlign w:val="top"/>
+          </w:tcPr>
+          <w:p>
+            <w:pPr>
+              <w:pStyle w:val="15"/>
+              <w:keepNext w:val="0"/>
+              <w:keepLines w:val="0"/>
+              <w:widowControl/>
+              <w:suppressLineNumbers w:val="0"/>
+              <w:spacing w:before="0" w:beforeAutospacing="1" w:after="160" w:afterAutospacing="0" w:line="256" w:lineRule="auto"/>
+              <w:ind w:left="720" w:right="0"/>
+              <w:contextualSpacing w:val="0"/>
+              <w:jc w:val="left"/>
+              <w:rPr>
+                <w:rFonts w:hint="default" w:ascii="Aptos" w:hAnsi="Aptos" w:eastAsia="Aptos" w:cs="Times New Roman"/>
+                <w:b/>
+                <w:bCs/>
+                <w:kern w:val="2"/>
+                <w:sz w:val="22"/>
+                <w:szCs w:val="22"/>
+              </w:rPr>
+            </w:pPr>
+            <w:r>
+              <w:rPr>
+                <w:rFonts w:hint="default" w:ascii="Aptos" w:hAnsi="Aptos" w:eastAsia="Aptos" w:cs="Times New Roman"/>
+                <w:b/>
+                <w:bCs/>
+                <w:kern w:val="2"/>
+                <w:sz w:val="22"/>
+                <w:szCs w:val="22"/>
+                <w:lang w:val="en-US" w:eastAsia="zh-CN" w:bidi="ar"/>
+              </w:rPr>
+              <w:t>Renewal after CP6 = Y  --&gt; Accept</w:t>
+            </w:r>
+          </w:p>
+        </w:tc>
+      </w:tr>
+      <w:tr>
+        <w:tblPrEx>
+          <w:tblBorders>
+            <w:top w:val="single" w:color="auto" w:sz="4" w:space="0"/>
+            <w:left w:val="single" w:color="auto" w:sz="4" w:space="0"/>
+            <w:bottom w:val="single" w:color="auto" w:sz="4" w:space="0"/>
+            <w:right w:val="single" w:color="auto" w:sz="4" w:space="0"/>
+            <w:insideH w:val="single" w:color="auto" w:sz="4" w:space="0"/>
+            <w:insideV w:val="single" w:color="auto" w:sz="4" w:space="0"/>
+          </w:tblBorders>
+          <w:tblCellMar>
+            <w:top w:w="0" w:type="dxa"/>
+            <w:left w:w="108" w:type="dxa"/>
+            <w:bottom w:w="0" w:type="dxa"/>
+            <w:right w:w="108" w:type="dxa"/>
+          </w:tblCellMar>
+        </w:tblPrEx>
+        <w:tc>
+          <w:tcPr>
+            <w:tcW w:w="1836" w:type="dxa"/>
+            <w:tcBorders>
+              <w:top w:val="single" w:color="auto" w:sz="4" w:space="0"/>
+              <w:left w:val="single" w:color="auto" w:sz="4" w:space="0"/>
+              <w:bottom w:val="single" w:color="auto" w:sz="4" w:space="0"/>
+              <w:right w:val="single" w:color="auto" w:sz="4" w:space="0"/>
+            </w:tcBorders>
+            <w:shd w:val="clear" w:color="auto" w:fill="auto"/>
+            <w:vAlign w:val="top"/>
+          </w:tcPr>
+          <w:p>
+            <w:pPr>
+              <w:pStyle w:val="15"/>
+              <w:keepNext w:val="0"/>
+              <w:keepLines w:val="0"/>
+              <w:widowControl/>
+              <w:suppressLineNumbers w:val="0"/>
+              <w:spacing w:before="0" w:beforeAutospacing="1" w:after="160" w:afterAutospacing="0" w:line="256" w:lineRule="auto"/>
+              <w:ind w:left="720" w:right="0"/>
+              <w:contextualSpacing w:val="0"/>
+              <w:jc w:val="left"/>
+              <w:rPr>
+                <w:rFonts w:hint="default" w:ascii="Aptos" w:hAnsi="Aptos" w:eastAsia="Aptos" w:cs="Times New Roman"/>
+                <w:b/>
+                <w:bCs/>
+                <w:kern w:val="2"/>
+                <w:sz w:val="20"/>
+                <w:szCs w:val="20"/>
+                <w:lang w:val="en-US" w:eastAsia="zh-CN" w:bidi="ar"/>
+              </w:rPr>
+            </w:pPr>
+            <w:r>
+              <w:rPr>
+                <w:rFonts w:hint="default" w:ascii="Aptos" w:hAnsi="Aptos" w:eastAsia="Aptos" w:cs="Times New Roman"/>
+                <w:b/>
+                <w:bCs/>
+                <w:kern w:val="2"/>
+                <w:sz w:val="20"/>
+                <w:szCs w:val="20"/>
+                <w:lang w:val="en-US" w:eastAsia="zh-CN" w:bidi="ar"/>
+              </w:rPr>
+              <w:t>Loan A</w:t>
+            </w:r>
+          </w:p>
+        </w:tc>
+        <w:tc>
+          <w:tcPr>
+            <w:tcW w:w="3328" w:type="dxa"/>
+            <w:tcBorders>
+              <w:top w:val="single" w:color="auto" w:sz="4" w:space="0"/>
+              <w:left w:val="single" w:color="auto" w:sz="4" w:space="0"/>
+              <w:bottom w:val="single" w:color="auto" w:sz="4" w:space="0"/>
+              <w:right w:val="single" w:color="auto" w:sz="4" w:space="0"/>
+            </w:tcBorders>
+            <w:shd w:val="clear" w:color="auto" w:fill="auto"/>
+            <w:vAlign w:val="top"/>
+          </w:tcPr>
+          <w:p>
+            <w:pPr>
+              <w:pStyle w:val="15"/>
+              <w:keepNext w:val="0"/>
+              <w:keepLines w:val="0"/>
+              <w:widowControl/>
+              <w:suppressLineNumbers w:val="0"/>
+              <w:spacing w:before="0" w:beforeAutospacing="1" w:after="160" w:afterAutospacing="0" w:line="256" w:lineRule="auto"/>
+              <w:ind w:left="720" w:right="0"/>
+              <w:contextualSpacing w:val="0"/>
+              <w:jc w:val="left"/>
+              <w:rPr>
                 <w:rFonts w:hint="default" w:ascii="Aptos" w:hAnsi="Aptos" w:eastAsia="Aptos" w:cs="Times New Roman"/>
                 <w:b/>
                 <w:bCs/>
@@ -7011,7 +7008,7 @@
           <w:ilvl w:val="0"/>
           <w:numId w:val="1"/>
         </w:numPr>
-        <w:ind w:left="580" w:leftChars="0" w:firstLineChars="0"/>
+        <w:ind w:left="360" w:leftChars="0" w:firstLineChars="0"/>
         <w:jc w:val="both"/>
         <w:rPr>
           <w:b/>
@@ -7244,7 +7241,7 @@
           <w:ilvl w:val="0"/>
           <w:numId w:val="1"/>
         </w:numPr>
-        <w:ind w:left="580" w:leftChars="0" w:firstLineChars="0"/>
+        <w:ind w:left="360" w:leftChars="0" w:firstLineChars="0"/>
         <w:jc w:val="both"/>
         <w:rPr>
           <w:b/>
@@ -7737,7 +7734,7 @@
           <w:ilvl w:val="0"/>
           <w:numId w:val="1"/>
         </w:numPr>
-        <w:ind w:left="580" w:leftChars="0" w:firstLineChars="0"/>
+        <w:ind w:left="360" w:leftChars="0" w:firstLineChars="0"/>
         <w:rPr>
           <w:b/>
           <w:u w:val="single"/>
@@ -7982,7 +7979,7 @@
           <w:ilvl w:val="0"/>
           <w:numId w:val="1"/>
         </w:numPr>
-        <w:ind w:left="580" w:leftChars="0" w:firstLineChars="0"/>
+        <w:ind w:left="360" w:leftChars="0" w:firstLineChars="0"/>
       </w:pPr>
       <w:r>
         <w:rPr>
@@ -8128,7 +8125,7 @@
           <w:ilvl w:val="0"/>
           <w:numId w:val="1"/>
         </w:numPr>
-        <w:ind w:left="580" w:leftChars="0" w:firstLineChars="0"/>
+        <w:ind w:left="360" w:leftChars="0" w:firstLineChars="0"/>
         <w:jc w:val="both"/>
         <w:rPr>
           <w:b/>
@@ -9318,7 +9315,7 @@
           <w:ilvl w:val="0"/>
           <w:numId w:val="1"/>
         </w:numPr>
-        <w:ind w:left="580" w:leftChars="0" w:firstLineChars="0"/>
+        <w:ind w:left="360" w:leftChars="0" w:firstLineChars="0"/>
         <w:rPr>
           <w:lang w:val="en-US"/>
         </w:rPr>
@@ -12192,7 +12189,7 @@
           <w:ilvl w:val="0"/>
           <w:numId w:val="1"/>
         </w:numPr>
-        <w:ind w:left="580" w:leftChars="0" w:firstLineChars="0"/>
+        <w:ind w:left="360" w:leftChars="0" w:firstLineChars="0"/>
         <w:jc w:val="both"/>
         <w:rPr>
           <w:b/>
@@ -16092,7 +16089,7 @@
           <w:ilvl w:val="0"/>
           <w:numId w:val="1"/>
         </w:numPr>
-        <w:ind w:left="580" w:leftChars="0" w:firstLineChars="0"/>
+        <w:ind w:left="360" w:leftChars="0" w:firstLineChars="0"/>
         <w:jc w:val="both"/>
         <w:rPr>
           <w:b/>
@@ -16189,7 +16186,12 @@
         <w:jc w:val="both"/>
       </w:pPr>
       <w:r>
-        <w:t>For every Management Certificate generated within the portfolio, the crystallized sanction amount must be fixed equal to the original crystallized portfolio amount, and it should not change.</w:t>
+        <w:t>For every Management Certificate generated within the portfolio, the crystallized san</w:t>
+      </w:r>
+      <w:bookmarkStart w:id="0" w:name="_GoBack"/>
+      <w:bookmarkEnd w:id="0"/>
+      <w:r>
+        <w:t>ction amount must be fixed equal to the original crystallized portfolio amount, and it should not change.</w:t>
       </w:r>
     </w:p>
     <w:p>
@@ -16205,7 +16207,7 @@
           <w:ilvl w:val="0"/>
           <w:numId w:val="1"/>
         </w:numPr>
-        <w:ind w:left="580" w:leftChars="0" w:firstLineChars="0"/>
+        <w:ind w:left="360" w:leftChars="0" w:firstLineChars="0"/>
         <w:jc w:val="both"/>
         <w:rPr>
           <w:b/>
@@ -16578,7 +16580,7 @@
           <w:ilvl w:val="0"/>
           <w:numId w:val="1"/>
         </w:numPr>
-        <w:ind w:left="580" w:leftChars="0" w:firstLineChars="0"/>
+        <w:ind w:left="360" w:leftChars="0" w:firstLineChars="0"/>
         <w:jc w:val="both"/>
         <w:rPr>
           <w:b/>
@@ -19614,7 +19616,7 @@
       <w:lvlText w:val="%1."/>
       <w:lvlJc w:val="left"/>
       <w:pPr>
-        <w:ind w:left="580" w:hanging="360"/>
+        <w:ind w:left="360" w:hanging="360"/>
       </w:pPr>
       <w:rPr>
         <w:rFonts w:hint="default"/>

--- a/MU/Change Request  FY 25-26 - CGFMU.docx
+++ b/MU/Change Request  FY 25-26 - CGFMU.docx
@@ -5890,6 +5890,7 @@
             <w:insideH w:val="single" w:color="auto" w:sz="4" w:space="0"/>
             <w:insideV w:val="single" w:color="auto" w:sz="4" w:space="0"/>
           </w:tblBorders>
+          <w:shd w:val="clear" w:color="auto" w:fill="auto"/>
           <w:tblCellMar>
             <w:top w:w="0" w:type="dxa"/>
             <w:left w:w="108" w:type="dxa"/>
@@ -6208,6 +6209,7 @@
             <w:insideH w:val="single" w:color="auto" w:sz="4" w:space="0"/>
             <w:insideV w:val="single" w:color="auto" w:sz="4" w:space="0"/>
           </w:tblBorders>
+          <w:shd w:val="clear" w:color="auto" w:fill="auto"/>
           <w:tblCellMar>
             <w:top w:w="0" w:type="dxa"/>
             <w:left w:w="108" w:type="dxa"/>
@@ -6433,6 +6435,7 @@
             <w:insideH w:val="single" w:color="auto" w:sz="4" w:space="0"/>
             <w:insideV w:val="single" w:color="auto" w:sz="4" w:space="0"/>
           </w:tblBorders>
+          <w:shd w:val="clear" w:color="auto" w:fill="auto"/>
           <w:tblCellMar>
             <w:top w:w="0" w:type="dxa"/>
             <w:left w:w="108" w:type="dxa"/>
@@ -8213,7 +8216,16 @@
         <w:t>falls outside this range</w:t>
       </w:r>
       <w:r>
-        <w:t xml:space="preserve"> (less than ₹10 lakhs or greater than ₹20 lakhs) is </w:t>
+        <w:t xml:space="preserve"> (</w:t>
+      </w:r>
+      <w:r>
+        <w:rPr>
+          <w:highlight w:val="yellow"/>
+        </w:rPr>
+        <w:t xml:space="preserve">less than ₹10 lakhs </w:t>
+      </w:r>
+      <w:r>
+        <w:t xml:space="preserve">or greater than ₹20 lakhs) is </w:t>
       </w:r>
       <w:r>
         <w:rPr>
@@ -8224,6 +8236,31 @@
       </w:r>
       <w:r>
         <w:t>.</w:t>
+      </w:r>
+      <w:r>
+        <w:rPr>
+          <w:rFonts w:hint="default"/>
+          <w:lang w:val="en-US"/>
+        </w:rPr>
+        <w:t xml:space="preserve">  -</w:t>
+      </w:r>
+      <w:r>
+        <w:rPr>
+          <w:rFonts w:hint="default"/>
+          <w:highlight w:val="darkBlue"/>
+          <w:lang w:val="en-US"/>
+        </w:rPr>
+        <w:t xml:space="preserve">-&gt; range is More than 10L to </w:t>
+      </w:r>
+      <w:bookmarkStart w:id="0" w:name="_GoBack"/>
+      <w:bookmarkEnd w:id="0"/>
+      <w:r>
+        <w:rPr>
+          <w:rFonts w:hint="default"/>
+          <w:highlight w:val="darkBlue"/>
+          <w:lang w:val="en-US"/>
+        </w:rPr>
+        <w:t>20L (SML)</w:t>
       </w:r>
     </w:p>
     <w:p>
@@ -8382,8 +8419,10 @@
     <w:p>
       <w:pPr>
         <w:pStyle w:val="32"/>
-        <w:jc w:val="both"/>
-        <w:rPr>
+        <w:ind w:left="0" w:leftChars="0" w:firstLine="0" w:firstLineChars="0"/>
+        <w:jc w:val="both"/>
+        <w:rPr>
+          <w:rFonts w:hint="default"/>
           <w:lang w:val="en-US"/>
         </w:rPr>
       </w:pPr>
@@ -8506,7 +8545,23 @@
           <w:color w:val="1D1C1D"/>
           <w:highlight w:val="yellow"/>
         </w:rPr>
-        <w:t xml:space="preserve"> --&gt; Reject if sum of cust id more than 20L  or less than 10L</w:t>
+        <w:t xml:space="preserve"> --&gt; Reject if sum of cust id more than 20L  or less than </w:t>
+      </w:r>
+      <w:r>
+        <w:rPr>
+          <w:rFonts w:hint="default"/>
+          <w:color w:val="1D1C1D"/>
+          <w:highlight w:val="yellow"/>
+          <w:lang w:val="en-US"/>
+        </w:rPr>
+        <w:t xml:space="preserve">/ = </w:t>
+      </w:r>
+      <w:r>
+        <w:rPr>
+          <w:color w:val="1D1C1D"/>
+          <w:highlight w:val="yellow"/>
+        </w:rPr>
+        <w:t>10L</w:t>
       </w:r>
     </w:p>
     <w:p>
@@ -8649,7 +8704,23 @@
           <w:color w:val="1D1C1D"/>
           <w:highlight w:val="yellow"/>
         </w:rPr>
-        <w:t xml:space="preserve"> --&gt; Reject if sum of cust id more than 20L  or less than 10L</w:t>
+        <w:t xml:space="preserve"> --&gt; Reject if sum of cust id more than 20L  or less than </w:t>
+      </w:r>
+      <w:r>
+        <w:rPr>
+          <w:rFonts w:hint="default"/>
+          <w:color w:val="1D1C1D"/>
+          <w:highlight w:val="yellow"/>
+          <w:lang w:val="en-US"/>
+        </w:rPr>
+        <w:t xml:space="preserve">/ = </w:t>
+      </w:r>
+      <w:r>
+        <w:rPr>
+          <w:color w:val="1D1C1D"/>
+          <w:highlight w:val="yellow"/>
+        </w:rPr>
+        <w:t>10L</w:t>
       </w:r>
     </w:p>
     <w:p>
@@ -9498,7 +9569,7 @@
           </mc:Choice>
           <mc:Fallback>
             <w:pict>
-              <v:shape id="Straight Arrow Connector 2" o:spid="_x0000_s1026" o:spt="32" type="#_x0000_t32" style="position:absolute;left:0pt;flip:x;margin-left:526.3pt;margin-top:500.6pt;height:60.45pt;width:26.1pt;mso-position-horizontal-relative:page;mso-position-vertical-relative:page;z-index:251661312;mso-width-relative:page;mso-height-relative:page;" filled="f" stroked="t" coordsize="21600,21600" o:gfxdata="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">
+              <v:shape id="Straight Arrow Connector 2" o:spid="_x0000_s1026" o:spt="32" type="#_x0000_t32" style="position:absolute;left:0pt;flip:x;margin-left:526.3pt;margin-top:531.55pt;height:60.45pt;width:26.1pt;mso-position-horizontal-relative:page;mso-position-vertical-relative:page;z-index:251661312;mso-width-relative:page;mso-height-relative:page;" filled="f" stroked="t" coordsize="21600,21600" o:gfxdata="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">
                 <v:fill on="f" focussize="0,0"/>
                 <v:stroke weight="0.5pt" color="#156082 [3204]" miterlimit="8" joinstyle="miter" endarrow="block"/>
                 <v:imagedata o:title=""/>
@@ -16186,12 +16257,7 @@
         <w:jc w:val="both"/>
       </w:pPr>
       <w:r>
-        <w:t>For every Management Certificate generated within the portfolio, the crystallized san</w:t>
-      </w:r>
-      <w:bookmarkStart w:id="0" w:name="_GoBack"/>
-      <w:bookmarkEnd w:id="0"/>
-      <w:r>
-        <w:t>ction amount must be fixed equal to the original crystallized portfolio amount, and it should not change.</w:t>
+        <w:t>For every Management Certificate generated within the portfolio, the crystallized sanction amount must be fixed equal to the original crystallized portfolio amount, and it should not change.</w:t>
       </w:r>
     </w:p>
     <w:p>
